--- a/ethics/1. Information Sheet Template.docx
+++ b/ethics/1. Information Sheet Template.docx
@@ -996,58 +996,101 @@
           <w:sz w:val="24"/>
           <w:szCs w:val="24"/>
         </w:rPr>
-        <w:t>The session will last approximately 20–30 minutes and will take place in person. It involves two parts:</w:t>
-      </w:r>
-    </w:p>
-    <w:p>
-      <w:pPr>
-        <w:rPr>
-          <w:rFonts w:ascii="Arial" w:hAnsi="Arial" w:cs="Arial"/>
-          <w:sz w:val="24"/>
-          <w:szCs w:val="24"/>
-        </w:rPr>
-      </w:pPr>
-      <w:r>
-        <w:rPr>
-          <w:rFonts w:ascii="Arial" w:hAnsi="Arial" w:cs="Arial"/>
-          <w:sz w:val="24"/>
-          <w:szCs w:val="24"/>
-        </w:rPr>
-        <w:t>Part 1 — Prototype Interaction (approximately 15 minutes): You will be shown our high-fidelity Figma prototype of the PhotoMe app on a screen or device. You will be asked to complete a small number of navigation tasks, such as finding the event gallery, uploading a photo, and exploring the tier selection screen. The researcher will observe and note any hesitations or difficulties.</w:t>
-      </w:r>
-    </w:p>
-    <w:p>
-      <w:pPr>
-        <w:rPr>
-          <w:rFonts w:ascii="Arial" w:hAnsi="Arial" w:cs="Arial"/>
-          <w:sz w:val="24"/>
-          <w:szCs w:val="24"/>
-        </w:rPr>
-      </w:pPr>
-      <w:r>
-        <w:rPr>
-          <w:rFonts w:ascii="Arial" w:hAnsi="Arial" w:cs="Arial"/>
-          <w:sz w:val="24"/>
-          <w:szCs w:val="24"/>
-        </w:rPr>
-        <w:t>Part 2 — Interview (approximately 10–15 minutes): Following the prototype interaction, the researcher will ask you a series of open-ended questions about your experience with the app, your opinions on its features, and your general photo-sharing habits at events. Example questions include: 'How easy was it to navigate from the home page to the gallery?' and 'What did you think of the upload-to-unlock feature?'</w:t>
-      </w:r>
-    </w:p>
-    <w:p>
-      <w:pPr>
-        <w:rPr>
-          <w:rFonts w:ascii="Arial" w:hAnsi="Arial" w:cs="Arial"/>
-          <w:sz w:val="24"/>
-          <w:szCs w:val="24"/>
-        </w:rPr>
-      </w:pPr>
-      <w:r>
-        <w:rPr>
-          <w:rFonts w:ascii="Arial" w:hAnsi="Arial" w:cs="Arial"/>
-          <w:sz w:val="24"/>
-          <w:szCs w:val="24"/>
-        </w:rPr>
-        <w:t>No personal photos of you will be taken or stored during this session. The session will not be audio- or video-recorded unless you separately consent to this. Written notes will be taken by the researcher.</w:t>
+        <w:t>The session will last approximately 25 minutes and will take place in person. It involves two parts:</w:t>
+      </w:r>
+    </w:p>
+    <w:p>
+      <w:pPr>
+        <w:rPr>
+          <w:rFonts w:ascii="Arial" w:hAnsi="Arial" w:cs="Arial"/>
+          <w:sz w:val="24"/>
+          <w:szCs w:val="24"/>
+        </w:rPr>
+      </w:pPr>
+    </w:p>
+    <w:p>
+      <w:pPr>
+        <w:rPr>
+          <w:rFonts w:ascii="Arial" w:hAnsi="Arial" w:cs="Arial"/>
+          <w:sz w:val="24"/>
+          <w:szCs w:val="24"/>
+        </w:rPr>
+      </w:pPr>
+      <w:r>
+        <w:rPr>
+          <w:rFonts w:ascii="Arial" w:hAnsi="Arial" w:cs="Arial"/>
+          <w:sz w:val="24"/>
+          <w:szCs w:val="24"/>
+        </w:rPr>
+        <w:t>Part 1: Prototype Interaction (15 minutes): You will be shown our prototype of the PhotoMe app on a screen or device. You will be asked to complete a small number of navigation tasks, such as finding the event gallery, uploading a photo and exploring the tier selection screen. The researcher will observe and note any difficulties and any recommendations.</w:t>
+      </w:r>
+    </w:p>
+    <w:p>
+      <w:pPr>
+        <w:rPr>
+          <w:rFonts w:ascii="Arial" w:hAnsi="Arial" w:cs="Arial"/>
+          <w:sz w:val="24"/>
+          <w:szCs w:val="24"/>
+        </w:rPr>
+      </w:pPr>
+    </w:p>
+    <w:p>
+      <w:pPr>
+        <w:rPr>
+          <w:rFonts w:ascii="Arial" w:hAnsi="Arial" w:cs="Arial"/>
+          <w:sz w:val="24"/>
+          <w:szCs w:val="24"/>
+        </w:rPr>
+      </w:pPr>
+      <w:r>
+        <w:rPr>
+          <w:rFonts w:ascii="Arial" w:hAnsi="Arial" w:cs="Arial"/>
+          <w:sz w:val="24"/>
+          <w:szCs w:val="24"/>
+        </w:rPr>
+        <w:t>Part 2: Interview (10 minutes): Following the prototype interaction, the researcher will ask a series of open-ended questions about the experience (such as opinions on app features, general photo-sharing habits at events/after events)</w:t>
+      </w:r>
+    </w:p>
+    <w:p>
+      <w:pPr>
+        <w:rPr>
+          <w:rFonts w:ascii="Arial" w:hAnsi="Arial" w:cs="Arial"/>
+          <w:sz w:val="24"/>
+          <w:szCs w:val="24"/>
+        </w:rPr>
+      </w:pPr>
+    </w:p>
+    <w:p>
+      <w:pPr>
+        <w:rPr>
+          <w:rFonts w:ascii="Arial" w:hAnsi="Arial" w:cs="Arial"/>
+          <w:sz w:val="24"/>
+          <w:szCs w:val="24"/>
+        </w:rPr>
+      </w:pPr>
+      <w:r>
+        <w:rPr>
+          <w:rFonts w:ascii="Arial" w:hAnsi="Arial" w:cs="Arial"/>
+          <w:sz w:val="24"/>
+          <w:szCs w:val="24"/>
+        </w:rPr>
+        <w:t xml:space="preserve">No personal photos of </w:t>
+      </w:r>
+      <w:r>
+        <w:rPr>
+          <w:rFonts w:ascii="Arial" w:hAnsi="Arial" w:cs="Arial"/>
+          <w:sz w:val="24"/>
+          <w:szCs w:val="24"/>
+        </w:rPr>
+        <w:t>the participant</w:t>
+      </w:r>
+      <w:r>
+        <w:rPr>
+          <w:rFonts w:ascii="Arial" w:hAnsi="Arial" w:cs="Arial"/>
+          <w:sz w:val="24"/>
+          <w:szCs w:val="24"/>
+        </w:rPr>
+        <w:t xml:space="preserve"> will be stored after this session. The session may be audio- or video-recorded, with the participants explicit consent to this. Written notes will be taken by the researcher.</w:t>
       </w:r>
     </w:p>
     <w:p>
@@ -1177,23 +1220,7 @@
           <w:sz w:val="24"/>
           <w:szCs w:val="24"/>
         </w:rPr>
-        <w:t xml:space="preserve">There is no direct benefit for the participant, however the feedback provided will directly influence </w:t>
-      </w:r>
-      <w:r>
-        <w:rPr>
-          <w:rFonts w:ascii="Arial" w:hAnsi="Arial" w:cs="Arial"/>
-          <w:sz w:val="24"/>
-          <w:szCs w:val="24"/>
-        </w:rPr>
-        <w:t>the development of PhotoMe, contributing to a product designed to benefit university students</w:t>
-      </w:r>
-      <w:r>
-        <w:rPr>
-          <w:rFonts w:ascii="Arial" w:hAnsi="Arial" w:cs="Arial"/>
-          <w:sz w:val="24"/>
-          <w:szCs w:val="24"/>
-        </w:rPr>
-        <w:t>. Participant input may also contribute to the academic assessment of this entrepreneurship project.</w:t>
+        <w:t>There is no direct benefit for the participant, however the feedback provided will directly influence the development of PhotoMe, contributing to a product designed to benefit university students. Participant input may also contribute to the academic assessment of this entrepreneurship project.</w:t>
       </w:r>
     </w:p>
     <w:p>
@@ -1244,87 +1271,7 @@
           <w:sz w:val="24"/>
           <w:szCs w:val="24"/>
         </w:rPr>
-        <w:t>There are no significant risks associated with participating in this study. The session is low</w:t>
-      </w:r>
-      <w:r>
-        <w:rPr>
-          <w:rFonts w:ascii="Arial" w:hAnsi="Arial" w:cs="Arial"/>
-          <w:sz w:val="24"/>
-          <w:szCs w:val="24"/>
-        </w:rPr>
-        <w:t xml:space="preserve"> </w:t>
-      </w:r>
-      <w:r>
-        <w:rPr>
-          <w:rFonts w:ascii="Arial" w:hAnsi="Arial" w:cs="Arial"/>
-          <w:sz w:val="24"/>
-          <w:szCs w:val="24"/>
-        </w:rPr>
-        <w:t>effort and does not involve any personal</w:t>
-      </w:r>
-      <w:r>
-        <w:rPr>
-          <w:rFonts w:ascii="Arial" w:hAnsi="Arial" w:cs="Arial"/>
-          <w:sz w:val="24"/>
-          <w:szCs w:val="24"/>
-        </w:rPr>
-        <w:t xml:space="preserve"> or </w:t>
-      </w:r>
-      <w:r>
-        <w:rPr>
-          <w:rFonts w:ascii="Arial" w:hAnsi="Arial" w:cs="Arial"/>
-          <w:sz w:val="24"/>
-          <w:szCs w:val="24"/>
-        </w:rPr>
-        <w:t>sensitive</w:t>
-      </w:r>
-      <w:r>
-        <w:rPr>
-          <w:rFonts w:ascii="Arial" w:hAnsi="Arial" w:cs="Arial"/>
-          <w:sz w:val="24"/>
-          <w:szCs w:val="24"/>
-        </w:rPr>
-        <w:t xml:space="preserve"> t</w:t>
-      </w:r>
-      <w:r>
-        <w:rPr>
-          <w:rFonts w:ascii="Arial" w:hAnsi="Arial" w:cs="Arial"/>
-          <w:sz w:val="24"/>
-          <w:szCs w:val="24"/>
-        </w:rPr>
-        <w:t xml:space="preserve">opics. </w:t>
-      </w:r>
-      <w:r>
-        <w:rPr>
-          <w:rFonts w:ascii="Arial" w:hAnsi="Arial" w:cs="Arial"/>
-          <w:sz w:val="24"/>
-          <w:szCs w:val="24"/>
-        </w:rPr>
-        <w:t xml:space="preserve">Participants </w:t>
-      </w:r>
-      <w:r>
-        <w:rPr>
-          <w:rFonts w:ascii="Arial" w:hAnsi="Arial" w:cs="Arial"/>
-          <w:sz w:val="24"/>
-          <w:szCs w:val="24"/>
-        </w:rPr>
-        <w:t xml:space="preserve">are free to skip any question </w:t>
-      </w:r>
-      <w:r>
-        <w:rPr>
-          <w:rFonts w:ascii="Arial" w:hAnsi="Arial" w:cs="Arial"/>
-          <w:sz w:val="24"/>
-          <w:szCs w:val="24"/>
-        </w:rPr>
-        <w:t>they</w:t>
-      </w:r>
-      <w:r>
-        <w:rPr>
-          <w:rFonts w:ascii="Arial" w:hAnsi="Arial" w:cs="Arial"/>
-          <w:sz w:val="24"/>
-          <w:szCs w:val="24"/>
-        </w:rPr>
-        <w:t xml:space="preserve"> do not wish to answer. </w:t>
+        <w:t xml:space="preserve">There are no significant risks associated with participating in this study. The session is low effort and does not involve any personal or sensitive topics. Participants are free to skip any question they do not wish to answer. </w:t>
       </w:r>
     </w:p>
     <w:p>
@@ -1375,103 +1322,7 @@
           <w:sz w:val="24"/>
           <w:szCs w:val="24"/>
         </w:rPr>
-        <w:t xml:space="preserve">We do not anticipate that participation will cause any discomfort or embarrassment. The study </w:t>
-      </w:r>
-      <w:r>
-        <w:rPr>
-          <w:rFonts w:ascii="Arial" w:hAnsi="Arial" w:cs="Arial"/>
-          <w:sz w:val="24"/>
-          <w:szCs w:val="24"/>
-        </w:rPr>
-        <w:t>involves</w:t>
-      </w:r>
-      <w:r>
-        <w:rPr>
-          <w:rFonts w:ascii="Arial" w:hAnsi="Arial" w:cs="Arial"/>
-          <w:sz w:val="24"/>
-          <w:szCs w:val="24"/>
-        </w:rPr>
-        <w:t xml:space="preserve"> </w:t>
-      </w:r>
-      <w:r>
-        <w:rPr>
-          <w:rFonts w:ascii="Arial" w:hAnsi="Arial" w:cs="Arial"/>
-          <w:sz w:val="24"/>
-          <w:szCs w:val="24"/>
-        </w:rPr>
-        <w:t xml:space="preserve">the </w:t>
-      </w:r>
-      <w:r>
-        <w:rPr>
-          <w:rFonts w:ascii="Arial" w:hAnsi="Arial" w:cs="Arial"/>
-          <w:sz w:val="24"/>
-          <w:szCs w:val="24"/>
-        </w:rPr>
-        <w:t>everyday experience</w:t>
-      </w:r>
-      <w:r>
-        <w:rPr>
-          <w:rFonts w:ascii="Arial" w:hAnsi="Arial" w:cs="Arial"/>
-          <w:sz w:val="24"/>
-          <w:szCs w:val="24"/>
-        </w:rPr>
-        <w:t xml:space="preserve"> </w:t>
-      </w:r>
-      <w:r>
-        <w:rPr>
-          <w:rFonts w:ascii="Arial" w:hAnsi="Arial" w:cs="Arial"/>
-          <w:sz w:val="24"/>
-          <w:szCs w:val="24"/>
-        </w:rPr>
-        <w:t xml:space="preserve">of sharing photos after events, which are routine activities for most participants. If </w:t>
-      </w:r>
-      <w:r>
-        <w:rPr>
-          <w:rFonts w:ascii="Arial" w:hAnsi="Arial" w:cs="Arial"/>
-          <w:sz w:val="24"/>
-          <w:szCs w:val="24"/>
-        </w:rPr>
-        <w:t>the participant</w:t>
-      </w:r>
-      <w:r>
-        <w:rPr>
-          <w:rFonts w:ascii="Arial" w:hAnsi="Arial" w:cs="Arial"/>
-          <w:sz w:val="24"/>
-          <w:szCs w:val="24"/>
-        </w:rPr>
-        <w:t xml:space="preserve"> feel</w:t>
-      </w:r>
-      <w:r>
-        <w:rPr>
-          <w:rFonts w:ascii="Arial" w:hAnsi="Arial" w:cs="Arial"/>
-          <w:sz w:val="24"/>
-          <w:szCs w:val="24"/>
-        </w:rPr>
-        <w:t>s</w:t>
-      </w:r>
-      <w:r>
-        <w:rPr>
-          <w:rFonts w:ascii="Arial" w:hAnsi="Arial" w:cs="Arial"/>
-          <w:sz w:val="24"/>
-          <w:szCs w:val="24"/>
-        </w:rPr>
-        <w:t xml:space="preserve"> uncomfortable at any point, please inform the researcher and the session will stop immediately</w:t>
-      </w:r>
-      <w:r>
-        <w:rPr>
-          <w:rFonts w:ascii="Arial" w:hAnsi="Arial" w:cs="Arial"/>
-          <w:sz w:val="24"/>
-          <w:szCs w:val="24"/>
-        </w:rPr>
-        <w:t xml:space="preserve"> and consent will be withdrawn</w:t>
-      </w:r>
-      <w:r>
-        <w:rPr>
-          <w:rFonts w:ascii="Arial" w:hAnsi="Arial" w:cs="Arial"/>
-          <w:sz w:val="24"/>
-          <w:szCs w:val="24"/>
-        </w:rPr>
-        <w:t>.</w:t>
+        <w:t>We do not anticipate that participation will cause any discomfort or embarrassment. The study involves the everyday experience of sharing photos after events, which are routine activities for most participants. If the participant feels uncomfortable at any point, please inform the researcher and the session will stop immediately and consent will be withdrawn.</w:t>
       </w:r>
     </w:p>
     <w:p>
@@ -1538,15 +1389,7 @@
           <w:sz w:val="24"/>
           <w:szCs w:val="24"/>
         </w:rPr>
-        <w:t>provide. All records will be treated as strictly confidential.</w:t>
-      </w:r>
-      <w:r>
-        <w:rPr>
-          <w:rFonts w:ascii="Arial" w:hAnsi="Arial" w:cs="Arial"/>
-          <w:sz w:val="24"/>
-          <w:szCs w:val="24"/>
-        </w:rPr>
-        <w:t xml:space="preserve"> Data will be temporarily uploaded to the photo database during the study to showcase the face recognition capabilities. These photos will be promptly deleted after the study</w:t>
+        <w:t>provide. All records will be treated as strictly confidential. Data will be temporarily uploaded to the photo database during the study to showcase the face recognition capabilities. These photos will be promptly deleted after the study</w:t>
       </w:r>
     </w:p>
     <w:p>
@@ -3796,6 +3639,15 @@
 </file>
 
 <file path=customXml/item1.xml><?xml version="1.0" encoding="utf-8"?>
+<?mso-contentType ?>
+<FormTemplates xmlns="http://schemas.microsoft.com/sharepoint/v3/contenttype/forms">
+  <Display>DocumentLibraryForm</Display>
+  <Edit>DocumentLibraryForm</Edit>
+  <New>DocumentLibraryForm</New>
+</FormTemplates>
+</file>
+
+<file path=customXml/item2.xml><?xml version="1.0" encoding="utf-8"?>
 <ct:contentTypeSchema xmlns:ct="http://schemas.microsoft.com/office/2006/metadata/contentType" xmlns:ma="http://schemas.microsoft.com/office/2006/metadata/properties/metaAttributes" ct:_="" ma:_="" ma:contentTypeName="Document" ma:contentTypeID="0x0101004EFA031D928A574B89239EC439B8B63B" ma:contentTypeVersion="6" ma:contentTypeDescription="Create a new document." ma:contentTypeScope="" ma:versionID="53fa81dfc49e8fa27823fb721c549d4b">
   <xsd:schema xmlns:xsd="http://www.w3.org/2001/XMLSchema" xmlns:xs="http://www.w3.org/2001/XMLSchema" xmlns:p="http://schemas.microsoft.com/office/2006/metadata/properties" xmlns:ns2="690cac80-c00f-4a9b-9431-301ecfdfa808" targetNamespace="http://schemas.microsoft.com/office/2006/metadata/properties" ma:root="true" ma:fieldsID="fe40ab149378c48f916d2c61935b66ba" ns2:_="">
     <xsd:import namespace="690cac80-c00f-4a9b-9431-301ecfdfa808"/>
@@ -3953,26 +3805,25 @@
 </ct:contentTypeSchema>
 </file>
 
-<file path=customXml/item2.xml><?xml version="1.0" encoding="utf-8"?>
-<?mso-contentType ?>
-<FormTemplates xmlns="http://schemas.microsoft.com/sharepoint/v3/contenttype/forms">
-  <Display>DocumentLibraryForm</Display>
-  <Edit>DocumentLibraryForm</Edit>
-  <New>DocumentLibraryForm</New>
-</FormTemplates>
+<file path=customXml/item3.xml><?xml version="1.0" encoding="utf-8"?>
+<b:Sources xmlns:b="http://schemas.openxmlformats.org/officeDocument/2006/bibliography" xmlns="http://schemas.openxmlformats.org/officeDocument/2006/bibliography" SelectedStyle="\APASixthEditionOfficeOnline.xsl" StyleName="APA" Version="6"/>
 </file>
 
-<file path=customXml/item3.xml><?xml version="1.0" encoding="utf-8"?>
+<file path=customXml/item4.xml><?xml version="1.0" encoding="utf-8"?>
 <p:properties xmlns:p="http://schemas.microsoft.com/office/2006/metadata/properties" xmlns:xsi="http://www.w3.org/2001/XMLSchema-instance" xmlns:pc="http://schemas.microsoft.com/office/infopath/2007/PartnerControls">
   <documentManagement/>
 </p:properties>
 </file>
 
-<file path=customXml/item4.xml><?xml version="1.0" encoding="utf-8"?>
-<b:Sources xmlns:b="http://schemas.openxmlformats.org/officeDocument/2006/bibliography" xmlns="http://schemas.openxmlformats.org/officeDocument/2006/bibliography" SelectedStyle="\APASixthEditionOfficeOnline.xsl" StyleName="APA" Version="6"/>
+<file path=customXml/itemProps1.xml><?xml version="1.0" encoding="utf-8"?>
+<ds:datastoreItem xmlns:ds="http://schemas.openxmlformats.org/officeDocument/2006/customXml" ds:itemID="{E944A9B0-83C8-4B49-8E01-AD16DD64DE2A}">
+  <ds:schemaRefs>
+    <ds:schemaRef ds:uri="http://schemas.microsoft.com/sharepoint/v3/contenttype/forms"/>
+  </ds:schemaRefs>
+</ds:datastoreItem>
 </file>
 
-<file path=customXml/itemProps1.xml><?xml version="1.0" encoding="utf-8"?>
+<file path=customXml/itemProps2.xml><?xml version="1.0" encoding="utf-8"?>
 <ds:datastoreItem xmlns:ds="http://schemas.openxmlformats.org/officeDocument/2006/customXml" ds:itemID="{92462B22-96C0-4785-A0BB-29401A96C690}">
   <ds:schemaRefs>
     <ds:schemaRef ds:uri="http://schemas.microsoft.com/office/2006/metadata/contentType"/>
@@ -3990,27 +3841,19 @@
 </ds:datastoreItem>
 </file>
 
-<file path=customXml/itemProps2.xml><?xml version="1.0" encoding="utf-8"?>
-<ds:datastoreItem xmlns:ds="http://schemas.openxmlformats.org/officeDocument/2006/customXml" ds:itemID="{E944A9B0-83C8-4B49-8E01-AD16DD64DE2A}">
+<file path=customXml/itemProps3.xml><?xml version="1.0" encoding="utf-8"?>
+<ds:datastoreItem xmlns:ds="http://schemas.openxmlformats.org/officeDocument/2006/customXml" ds:itemID="{857CDB0E-62B6-4EC0-A3E3-3A468065604C}">
   <ds:schemaRefs>
-    <ds:schemaRef ds:uri="http://schemas.microsoft.com/sharepoint/v3/contenttype/forms"/>
+    <ds:schemaRef ds:uri="http://schemas.openxmlformats.org/officeDocument/2006/bibliography"/>
   </ds:schemaRefs>
 </ds:datastoreItem>
 </file>
 
-<file path=customXml/itemProps3.xml><?xml version="1.0" encoding="utf-8"?>
+<file path=customXml/itemProps4.xml><?xml version="1.0" encoding="utf-8"?>
 <ds:datastoreItem xmlns:ds="http://schemas.openxmlformats.org/officeDocument/2006/customXml" ds:itemID="{C27E2257-2152-4083-B8D9-7DE7BE9A49B4}">
   <ds:schemaRefs>
     <ds:schemaRef ds:uri="http://schemas.microsoft.com/office/2006/metadata/properties"/>
     <ds:schemaRef ds:uri="http://schemas.microsoft.com/office/infopath/2007/PartnerControls"/>
   </ds:schemaRefs>
 </ds:datastoreItem>
-</file>
-
-<file path=customXml/itemProps4.xml><?xml version="1.0" encoding="utf-8"?>
-<ds:datastoreItem xmlns:ds="http://schemas.openxmlformats.org/officeDocument/2006/customXml" ds:itemID="{857CDB0E-62B6-4EC0-A3E3-3A468065604C}">
-  <ds:schemaRefs>
-    <ds:schemaRef ds:uri="http://schemas.openxmlformats.org/officeDocument/2006/bibliography"/>
-  </ds:schemaRefs>
-</ds:datastoreItem>
 </file>